--- a/klagomål/Iksjak-Råssnesudden FSC-klagomål.docx
+++ b/klagomål/Iksjak-Råssnesudden FSC-klagomål.docx
@@ -3063,7 +3063,7 @@
     <w:r>
       <w:tab/>
       <w:tab/>
-      <w:t>2026-09-12</w:t>
+      <w:t>2026-09-13</w:t>
       <w:br/>
       <w:br/>
     </w:r>

--- a/klagomål/Iksjak-Råssnesudden FSC-klagomål.docx
+++ b/klagomål/Iksjak-Råssnesudden FSC-klagomål.docx
@@ -3063,7 +3063,7 @@
     <w:r>
       <w:tab/>
       <w:tab/>
-      <w:t>2026-09-13</w:t>
+      <w:t>2026-09-14</w:t>
       <w:br/>
       <w:br/>
     </w:r>

--- a/klagomål/Iksjak-Råssnesudden FSC-klagomål.docx
+++ b/klagomål/Iksjak-Råssnesudden FSC-klagomål.docx
@@ -3063,7 +3063,7 @@
     <w:r>
       <w:tab/>
       <w:tab/>
-      <w:t>2026-09-14</w:t>
+      <w:t>2026-09-15</w:t>
       <w:br/>
       <w:br/>
     </w:r>

--- a/klagomål/Iksjak-Råssnesudden FSC-klagomål.docx
+++ b/klagomål/Iksjak-Råssnesudden FSC-klagomål.docx
@@ -3063,7 +3063,7 @@
     <w:r>
       <w:tab/>
       <w:tab/>
-      <w:t>2026-09-15</w:t>
+      <w:t>2026-09-16</w:t>
       <w:br/>
       <w:br/>
     </w:r>

--- a/klagomål/Iksjak-Råssnesudden FSC-klagomål.docx
+++ b/klagomål/Iksjak-Råssnesudden FSC-klagomål.docx
@@ -3063,7 +3063,7 @@
     <w:r>
       <w:tab/>
       <w:tab/>
-      <w:t>2026-09-16</w:t>
+      <w:t>2026-09-17</w:t>
       <w:br/>
       <w:br/>
     </w:r>

--- a/klagomål/Iksjak-Råssnesudden FSC-klagomål.docx
+++ b/klagomål/Iksjak-Råssnesudden FSC-klagomål.docx
@@ -3063,7 +3063,7 @@
     <w:r>
       <w:tab/>
       <w:tab/>
-      <w:t>2026-09-17</w:t>
+      <w:t>2026-09-18</w:t>
       <w:br/>
       <w:br/>
     </w:r>

--- a/klagomål/Iksjak-Råssnesudden FSC-klagomål.docx
+++ b/klagomål/Iksjak-Råssnesudden FSC-klagomål.docx
@@ -3063,7 +3063,7 @@
     <w:r>
       <w:tab/>
       <w:tab/>
-      <w:t>2026-09-18</w:t>
+      <w:t>2026-09-19</w:t>
       <w:br/>
       <w:br/>
     </w:r>

--- a/klagomål/Iksjak-Råssnesudden FSC-klagomål.docx
+++ b/klagomål/Iksjak-Råssnesudden FSC-klagomål.docx
@@ -3063,7 +3063,7 @@
     <w:r>
       <w:tab/>
       <w:tab/>
-      <w:t>2026-09-19</w:t>
+      <w:t>2026-09-20</w:t>
       <w:br/>
       <w:br/>
     </w:r>

--- a/klagomål/Iksjak-Råssnesudden FSC-klagomål.docx
+++ b/klagomål/Iksjak-Råssnesudden FSC-klagomål.docx
@@ -3063,7 +3063,7 @@
     <w:r>
       <w:tab/>
       <w:tab/>
-      <w:t>2026-09-20</w:t>
+      <w:t>2026-09-21</w:t>
       <w:br/>
       <w:br/>
     </w:r>

--- a/klagomål/Iksjak-Råssnesudden FSC-klagomål.docx
+++ b/klagomål/Iksjak-Råssnesudden FSC-klagomål.docx
@@ -3063,7 +3063,7 @@
     <w:r>
       <w:tab/>
       <w:tab/>
-      <w:t>2026-09-21</w:t>
+      <w:t>2026-09-22</w:t>
       <w:br/>
       <w:br/>
     </w:r>

--- a/klagomål/Iksjak-Råssnesudden FSC-klagomål.docx
+++ b/klagomål/Iksjak-Råssnesudden FSC-klagomål.docx
@@ -3063,7 +3063,7 @@
     <w:r>
       <w:tab/>
       <w:tab/>
-      <w:t>2026-09-22</w:t>
+      <w:t>2026-09-23</w:t>
       <w:br/>
       <w:br/>
     </w:r>

--- a/klagomål/Iksjak-Råssnesudden FSC-klagomål.docx
+++ b/klagomål/Iksjak-Råssnesudden FSC-klagomål.docx
@@ -3063,7 +3063,7 @@
     <w:r>
       <w:tab/>
       <w:tab/>
-      <w:t>2026-09-23</w:t>
+      <w:t>2026-09-24</w:t>
       <w:br/>
       <w:br/>
     </w:r>

--- a/klagomål/Iksjak-Råssnesudden FSC-klagomål.docx
+++ b/klagomål/Iksjak-Råssnesudden FSC-klagomål.docx
@@ -3063,7 +3063,7 @@
     <w:r>
       <w:tab/>
       <w:tab/>
-      <w:t>2026-09-24</w:t>
+      <w:t>2026-09-25</w:t>
       <w:br/>
       <w:br/>
     </w:r>

--- a/klagomål/Iksjak-Råssnesudden FSC-klagomål.docx
+++ b/klagomål/Iksjak-Råssnesudden FSC-klagomål.docx
@@ -3063,7 +3063,7 @@
     <w:r>
       <w:tab/>
       <w:tab/>
-      <w:t>2026-09-25</w:t>
+      <w:t>2026-09-26</w:t>
       <w:br/>
       <w:br/>
     </w:r>

--- a/klagomål/Iksjak-Råssnesudden FSC-klagomål.docx
+++ b/klagomål/Iksjak-Råssnesudden FSC-klagomål.docx
@@ -3063,7 +3063,7 @@
     <w:r>
       <w:tab/>
       <w:tab/>
-      <w:t>2026-09-26</w:t>
+      <w:t>2026-09-27</w:t>
       <w:br/>
       <w:br/>
     </w:r>

--- a/klagomål/Iksjak-Råssnesudden FSC-klagomål.docx
+++ b/klagomål/Iksjak-Råssnesudden FSC-klagomål.docx
@@ -3063,7 +3063,7 @@
     <w:r>
       <w:tab/>
       <w:tab/>
-      <w:t>2026-09-27</w:t>
+      <w:t>2026-09-28</w:t>
       <w:br/>
       <w:br/>
     </w:r>

--- a/klagomål/Iksjak-Råssnesudden FSC-klagomål.docx
+++ b/klagomål/Iksjak-Råssnesudden FSC-klagomål.docx
@@ -3063,7 +3063,7 @@
     <w:r>
       <w:tab/>
       <w:tab/>
-      <w:t>2026-09-28</w:t>
+      <w:t>2026-09-29</w:t>
       <w:br/>
       <w:br/>
     </w:r>

--- a/klagomål/Iksjak-Råssnesudden FSC-klagomål.docx
+++ b/klagomål/Iksjak-Råssnesudden FSC-klagomål.docx
@@ -3063,7 +3063,7 @@
     <w:r>
       <w:tab/>
       <w:tab/>
-      <w:t>2026-09-29</w:t>
+      <w:t>2026-09-30</w:t>
       <w:br/>
       <w:br/>
     </w:r>

--- a/klagomål/Iksjak-Råssnesudden FSC-klagomål.docx
+++ b/klagomål/Iksjak-Råssnesudden FSC-klagomål.docx
@@ -3063,7 +3063,7 @@
     <w:r>
       <w:tab/>
       <w:tab/>
-      <w:t>2026-09-30</w:t>
+      <w:t>2026-10-01</w:t>
       <w:br/>
       <w:br/>
     </w:r>

--- a/klagomål/Iksjak-Råssnesudden FSC-klagomål.docx
+++ b/klagomål/Iksjak-Råssnesudden FSC-klagomål.docx
@@ -3063,7 +3063,7 @@
     <w:r>
       <w:tab/>
       <w:tab/>
-      <w:t>2026-10-01</w:t>
+      <w:t>2026-10-02</w:t>
       <w:br/>
       <w:br/>
     </w:r>

--- a/klagomål/Iksjak-Råssnesudden FSC-klagomål.docx
+++ b/klagomål/Iksjak-Råssnesudden FSC-klagomål.docx
@@ -3063,7 +3063,7 @@
     <w:r>
       <w:tab/>
       <w:tab/>
-      <w:t>2026-10-02</w:t>
+      <w:t>2026-10-03</w:t>
       <w:br/>
       <w:br/>
     </w:r>

--- a/klagomål/Iksjak-Råssnesudden FSC-klagomål.docx
+++ b/klagomål/Iksjak-Råssnesudden FSC-klagomål.docx
@@ -3063,7 +3063,7 @@
     <w:r>
       <w:tab/>
       <w:tab/>
-      <w:t>2026-10-03</w:t>
+      <w:t>2026-10-04</w:t>
       <w:br/>
       <w:br/>
     </w:r>

--- a/klagomål/Iksjak-Råssnesudden FSC-klagomål.docx
+++ b/klagomål/Iksjak-Råssnesudden FSC-klagomål.docx
@@ -3063,7 +3063,7 @@
     <w:r>
       <w:tab/>
       <w:tab/>
-      <w:t>2026-10-04</w:t>
+      <w:t>2026-10-05</w:t>
       <w:br/>
       <w:br/>
     </w:r>

--- a/klagomål/Iksjak-Råssnesudden FSC-klagomål.docx
+++ b/klagomål/Iksjak-Råssnesudden FSC-klagomål.docx
@@ -3063,7 +3063,7 @@
     <w:r>
       <w:tab/>
       <w:tab/>
-      <w:t>2026-10-05</w:t>
+      <w:t>2026-10-06</w:t>
       <w:br/>
       <w:br/>
     </w:r>

--- a/klagomål/Iksjak-Råssnesudden FSC-klagomål.docx
+++ b/klagomål/Iksjak-Råssnesudden FSC-klagomål.docx
@@ -3063,7 +3063,7 @@
     <w:r>
       <w:tab/>
       <w:tab/>
-      <w:t>2026-10-06</w:t>
+      <w:t>2026-10-07</w:t>
       <w:br/>
       <w:br/>
     </w:r>

--- a/klagomål/Iksjak-Råssnesudden FSC-klagomål.docx
+++ b/klagomål/Iksjak-Råssnesudden FSC-klagomål.docx
@@ -3063,7 +3063,7 @@
     <w:r>
       <w:tab/>
       <w:tab/>
-      <w:t>2026-10-07</w:t>
+      <w:t>2026-10-08</w:t>
       <w:br/>
       <w:br/>
     </w:r>

--- a/klagomål/Iksjak-Råssnesudden FSC-klagomål.docx
+++ b/klagomål/Iksjak-Råssnesudden FSC-klagomål.docx
@@ -3063,7 +3063,7 @@
     <w:r>
       <w:tab/>
       <w:tab/>
-      <w:t>2026-10-08</w:t>
+      <w:t>2026-10-09</w:t>
       <w:br/>
       <w:br/>
     </w:r>

--- a/klagomål/Iksjak-Råssnesudden FSC-klagomål.docx
+++ b/klagomål/Iksjak-Råssnesudden FSC-klagomål.docx
@@ -3063,7 +3063,7 @@
     <w:r>
       <w:tab/>
       <w:tab/>
-      <w:t>2026-10-09</w:t>
+      <w:t>2026-10-10</w:t>
       <w:br/>
       <w:br/>
     </w:r>

--- a/klagomål/Iksjak-Råssnesudden FSC-klagomål.docx
+++ b/klagomål/Iksjak-Råssnesudden FSC-klagomål.docx
@@ -3063,7 +3063,7 @@
     <w:r>
       <w:tab/>
       <w:tab/>
-      <w:t>2026-10-10</w:t>
+      <w:t>2026-10-11</w:t>
       <w:br/>
       <w:br/>
     </w:r>

--- a/klagomål/Iksjak-Råssnesudden FSC-klagomål.docx
+++ b/klagomål/Iksjak-Råssnesudden FSC-klagomål.docx
@@ -3063,7 +3063,7 @@
     <w:r>
       <w:tab/>
       <w:tab/>
-      <w:t>2026-10-11</w:t>
+      <w:t>2026-10-12</w:t>
       <w:br/>
       <w:br/>
     </w:r>

--- a/klagomål/Iksjak-Råssnesudden FSC-klagomål.docx
+++ b/klagomål/Iksjak-Råssnesudden FSC-klagomål.docx
@@ -3063,7 +3063,7 @@
     <w:r>
       <w:tab/>
       <w:tab/>
-      <w:t>2026-10-12</w:t>
+      <w:t>2026-10-13</w:t>
       <w:br/>
       <w:br/>
     </w:r>

--- a/klagomål/Iksjak-Råssnesudden FSC-klagomål.docx
+++ b/klagomål/Iksjak-Råssnesudden FSC-klagomål.docx
@@ -3063,7 +3063,7 @@
     <w:r>
       <w:tab/>
       <w:tab/>
-      <w:t>2026-10-13</w:t>
+      <w:t>2026-10-14</w:t>
       <w:br/>
       <w:br/>
     </w:r>

--- a/klagomål/Iksjak-Råssnesudden FSC-klagomål.docx
+++ b/klagomål/Iksjak-Råssnesudden FSC-klagomål.docx
@@ -3063,7 +3063,7 @@
     <w:r>
       <w:tab/>
       <w:tab/>
-      <w:t>2026-10-14</w:t>
+      <w:t>2026-10-15</w:t>
       <w:br/>
       <w:br/>
     </w:r>

--- a/klagomål/Iksjak-Råssnesudden FSC-klagomål.docx
+++ b/klagomål/Iksjak-Råssnesudden FSC-klagomål.docx
@@ -3063,7 +3063,7 @@
     <w:r>
       <w:tab/>
       <w:tab/>
-      <w:t>2026-10-15</w:t>
+      <w:t>2026-10-16</w:t>
       <w:br/>
       <w:br/>
     </w:r>

--- a/klagomål/Iksjak-Råssnesudden FSC-klagomål.docx
+++ b/klagomål/Iksjak-Råssnesudden FSC-klagomål.docx
@@ -3063,7 +3063,7 @@
     <w:r>
       <w:tab/>
       <w:tab/>
-      <w:t>2026-10-16</w:t>
+      <w:t>2026-10-17</w:t>
       <w:br/>
       <w:br/>
     </w:r>

--- a/klagomål/Iksjak-Råssnesudden FSC-klagomål.docx
+++ b/klagomål/Iksjak-Råssnesudden FSC-klagomål.docx
@@ -3063,7 +3063,7 @@
     <w:r>
       <w:tab/>
       <w:tab/>
-      <w:t>2026-10-17</w:t>
+      <w:t>2026-10-18</w:t>
       <w:br/>
       <w:br/>
     </w:r>

--- a/klagomål/Iksjak-Råssnesudden FSC-klagomål.docx
+++ b/klagomål/Iksjak-Råssnesudden FSC-klagomål.docx
@@ -3063,7 +3063,7 @@
     <w:r>
       <w:tab/>
       <w:tab/>
-      <w:t>2026-10-18</w:t>
+      <w:t>2026-10-19</w:t>
       <w:br/>
       <w:br/>
     </w:r>

--- a/klagomål/Iksjak-Råssnesudden FSC-klagomål.docx
+++ b/klagomål/Iksjak-Råssnesudden FSC-klagomål.docx
@@ -3063,7 +3063,7 @@
     <w:r>
       <w:tab/>
       <w:tab/>
-      <w:t>2026-10-19</w:t>
+      <w:t>2026-10-20</w:t>
       <w:br/>
       <w:br/>
     </w:r>

--- a/klagomål/Iksjak-Råssnesudden FSC-klagomål.docx
+++ b/klagomål/Iksjak-Råssnesudden FSC-klagomål.docx
@@ -178,7 +178,7 @@
       <w:r>
         <w:drawing>
           <wp:inline xmlns:a="http://schemas.openxmlformats.org/drawingml/2006/main" xmlns:pic="http://schemas.openxmlformats.org/drawingml/2006/picture">
-            <wp:extent cx="5486400" cy="4678079"/>
+            <wp:extent cx="5486400" cy="4662748"/>
             <wp:docPr id="1" name="Picture 1"/>
             <wp:cNvGraphicFramePr>
               <a:graphicFrameLocks noChangeAspect="1"/>
@@ -199,7 +199,7 @@
                   <pic:spPr>
                     <a:xfrm>
                       <a:off x="0" y="0"/>
-                      <a:ext cx="5486400" cy="4678079"/>
+                      <a:ext cx="5486400" cy="4662748"/>
                     </a:xfrm>
                     <a:prstGeom prst="rect"/>
                   </pic:spPr>
@@ -221,7 +221,7 @@
     </w:p>
     <w:p>
       <w:r>
-        <w:t>I och inom 23 meter från området finns fynd av 66 naturvårdsarter, varav 42 är rödlistade, 12 är fridlysta, 45 är typiska (T) och 12 är signalarter (S): doftticka (VU, T, §8), fläckporing (VU, T), garnlav (VU, T), gräddporing (VU, T), gräddticka (VU), gränsticka (VU, T), knärot (VU, T, §8), Lecidea subhumida (VU), smalfotad taggsvamp (VU), blanksvart spiklav (NT), blå taggsvamp (NT, T), blågrå svartspik (NT), brunpudrad nållav (NT, T), dropptaggsvamp (NT, T), dvärgbägarlav (NT, T), grå blåbärsfältmätare (NT), harticka (NT, T), knottrig blåslav (NT, T), kolflarnlav (NT, T), kortskaftad ärgspik (NT), lavskrika (NT, T, §4), liten svartspik (NT), lunglav (NT, T), mörk kolflarnlav (NT), nordtagging (NT), rosenticka (NT, T), rutspindling (NT), rödbrun blekspik (NT, T), skogshare (NT), skrovellav (NT, T), stjärntagging (NT, T), talltagel (NT, T), talltita (NT, §4), tretåig hackspett (NT, T, §4), ullticka (NT, T), vaddporing (NT), vedflamlav (NT), vedskivlav (NT, T), vedtrappmossa (NT, T), violettgrå tagellav (NT, T), vitgrynig nållav (NT), vitplätt (NT), blodticka (S, T), bårdlav (S, T), dvärgtufs (S), korallrot (S, T, §8), källpraktmossa (S, T), luddlav (S, T), norrlandslav (S, T), plattlummer (S, T, §9), skinnlav (S, T), spindelblomster (S, T, §8), stuplav (S, T), ögonpyrola (S, T), bergsslok (T), brudborste (T), ekbräken (T), grå renlav (T), hultbräken (T), nordisk stormhatt (T), ormbär (T), tjäder (T, §4), torta (T), orre (§4), fläcknycklar (§8) och revlummer (§9). Se Figur 1.</w:t>
+        <w:t>I och inom 23 meter från området finns fynd av 67 naturvårdsarter, varav 42 är rödlistade, 13 är fridlysta, 45 är typiska (T) och 12 är signalarter (S): doftticka (VU, T, §8), fläckporing (VU, T), garnlav (VU, T), gräddporing (VU, T), gräddticka (VU), gränsticka (VU, T), knärot (VU, T, §8), Lecidea subhumida (VU), smalfotad taggsvamp (VU), blanksvart spiklav (NT), blå taggsvamp (NT, T), blågrå svartspik (NT), brunpudrad nållav (NT, T), dropptaggsvamp (NT, T), dvärgbägarlav (NT, T), grå blåbärsfältmätare (NT), harticka (NT, T), knottrig blåslav (NT, T), kolflarnlav (NT, T), kortskaftad ärgspik (NT), lavskrika (NT, T, §4), liten svartspik (NT), lunglav (NT, T), mörk kolflarnlav (NT), nordtagging (NT), rosenticka (NT, T), rutspindling (NT), rödbrun blekspik (NT, T), skogshare (NT), skrovellav (NT, T), stjärntagging (NT, T), talltagel (NT, T), talltita (NT, §4), tretåig hackspett (NT, T, §4), ullticka (NT, T), vaddporing (NT), vedflamlav (NT), vedskivlav (NT, T), vedtrappmossa (NT, T), violettgrå tagellav (NT, T), vitgrynig nållav (NT), vitplätt (NT), blodticka (S, T), bårdlav (S, T), dvärgtufs (S), korallrot (S, T, §8), källpraktmossa (S, T), luddlav (S, T), norrlandslav (S, T), plattlummer (S, T, §9), skinnlav (S, T), spindelblomster (S, T, §8), stuplav (S, T), ögonpyrola (S, T), bergsslok (T), brudborste (T), ekbräken (T), grå renlav (T), hultbräken (T), nordisk stormhatt (T), ormbär (T), tjäder (T, §4), torta (T), orre (§4), vanlig groda (§6), fläcknycklar (§8) och revlummer (§9). Se Figur 1.</w:t>
       </w:r>
     </w:p>
     <w:p>
@@ -1924,7 +1924,7 @@
         <w:rPr>
           <w:i/>
         </w:rPr>
-        <w:t>I det aktuella skogsområdet har 66 naturvårdsarter varav 42 rödlistade arter sina livsmiljöer och växtplatser.</w:t>
+        <w:t>I det aktuella skogsområdet har 67 naturvårdsarter varav 42 rödlistade arter sina livsmiljöer och växtplatser.</w:t>
       </w:r>
     </w:p>
     <w:p>

--- a/klagomål/Iksjak-Råssnesudden FSC-klagomål.docx
+++ b/klagomål/Iksjak-Råssnesudden FSC-klagomål.docx
@@ -3063,7 +3063,7 @@
     <w:r>
       <w:tab/>
       <w:tab/>
-      <w:t>2026-10-20</w:t>
+      <w:t>2026-10-21</w:t>
       <w:br/>
       <w:br/>
     </w:r>

--- a/klagomål/Iksjak-Råssnesudden FSC-klagomål.docx
+++ b/klagomål/Iksjak-Råssnesudden FSC-klagomål.docx
@@ -3063,7 +3063,7 @@
     <w:r>
       <w:tab/>
       <w:tab/>
-      <w:t>2026-10-21</w:t>
+      <w:t>2026-10-22</w:t>
       <w:br/>
       <w:br/>
     </w:r>

--- a/klagomål/Iksjak-Råssnesudden FSC-klagomål.docx
+++ b/klagomål/Iksjak-Råssnesudden FSC-klagomål.docx
@@ -3063,7 +3063,7 @@
     <w:r>
       <w:tab/>
       <w:tab/>
-      <w:t>2026-10-22</w:t>
+      <w:t>2026-10-23</w:t>
       <w:br/>
       <w:br/>
     </w:r>

--- a/klagomål/Iksjak-Råssnesudden FSC-klagomål.docx
+++ b/klagomål/Iksjak-Råssnesudden FSC-klagomål.docx
@@ -3063,7 +3063,7 @@
     <w:r>
       <w:tab/>
       <w:tab/>
-      <w:t>2026-10-23</w:t>
+      <w:t>2026-10-24</w:t>
       <w:br/>
       <w:br/>
     </w:r>

--- a/klagomål/Iksjak-Råssnesudden FSC-klagomål.docx
+++ b/klagomål/Iksjak-Råssnesudden FSC-klagomål.docx
@@ -3063,7 +3063,7 @@
     <w:r>
       <w:tab/>
       <w:tab/>
-      <w:t>2026-10-24</w:t>
+      <w:t>2026-10-25</w:t>
       <w:br/>
       <w:br/>
     </w:r>

--- a/klagomål/Iksjak-Råssnesudden FSC-klagomål.docx
+++ b/klagomål/Iksjak-Råssnesudden FSC-klagomål.docx
@@ -3063,7 +3063,7 @@
     <w:r>
       <w:tab/>
       <w:tab/>
-      <w:t>2026-10-25</w:t>
+      <w:t>2026-10-26</w:t>
       <w:br/>
       <w:br/>
     </w:r>

--- a/klagomål/Iksjak-Råssnesudden FSC-klagomål.docx
+++ b/klagomål/Iksjak-Råssnesudden FSC-klagomål.docx
@@ -3063,7 +3063,7 @@
     <w:r>
       <w:tab/>
       <w:tab/>
-      <w:t>2026-10-26</w:t>
+      <w:t>2026-10-27</w:t>
       <w:br/>
       <w:br/>
     </w:r>

--- a/klagomål/Iksjak-Råssnesudden FSC-klagomål.docx
+++ b/klagomål/Iksjak-Råssnesudden FSC-klagomål.docx
@@ -3063,7 +3063,7 @@
     <w:r>
       <w:tab/>
       <w:tab/>
-      <w:t>2026-10-27</w:t>
+      <w:t>2026-10-28</w:t>
       <w:br/>
       <w:br/>
     </w:r>

--- a/klagomål/Iksjak-Råssnesudden FSC-klagomål.docx
+++ b/klagomål/Iksjak-Råssnesudden FSC-klagomål.docx
@@ -3063,7 +3063,7 @@
     <w:r>
       <w:tab/>
       <w:tab/>
-      <w:t>2026-10-28</w:t>
+      <w:t>2026-10-29</w:t>
       <w:br/>
       <w:br/>
     </w:r>

--- a/klagomål/Iksjak-Råssnesudden FSC-klagomål.docx
+++ b/klagomål/Iksjak-Råssnesudden FSC-klagomål.docx
@@ -3063,7 +3063,7 @@
     <w:r>
       <w:tab/>
       <w:tab/>
-      <w:t>2026-10-29</w:t>
+      <w:t>2026-10-30</w:t>
       <w:br/>
       <w:br/>
     </w:r>

--- a/klagomål/Iksjak-Råssnesudden FSC-klagomål.docx
+++ b/klagomål/Iksjak-Råssnesudden FSC-klagomål.docx
@@ -3063,7 +3063,7 @@
     <w:r>
       <w:tab/>
       <w:tab/>
-      <w:t>2026-10-30</w:t>
+      <w:t>2026-10-31</w:t>
       <w:br/>
       <w:br/>
     </w:r>
